--- a/e3/reading/docs/wk01-exam-question-words-reference-sheet.docx
+++ b/e3/reading/docs/wk01-exam-question-words-reference-sheet.docx
@@ -4,6 +4,7 @@
   <w:body>
     <w:p>
       <w:pPr>
+        <w:spacing w:before="0" w:after="60" w:line="240" w:lineRule="auto"/>
         <w:jc w:val="right"/>
       </w:pPr>
       <w:r>
@@ -43,13 +44,16 @@
     <w:p>
       <w:pPr>
         <w:pStyle w:val="Heading1"/>
+        <w:spacing w:before="120" w:after="40" w:line="240" w:lineRule="auto"/>
       </w:pPr>
       <w:r>
         <w:t xml:space="preserve">4 kinds of reading question</w:t>
       </w:r>
     </w:p>
     <w:p>
-      <w:pPr/>
+      <w:pPr>
+        <w:spacing w:before="0" w:after="60" w:line="240" w:lineRule="auto"/>
+      </w:pPr>
       <w:r>
         <w:t xml:space="preserve">Oct 8, 2026</w:t>
       </w:r>
@@ -61,7 +65,9 @@
       </w:r>
     </w:p>
     <w:p>
-      <w:pPr/>
+      <w:pPr>
+        <w:spacing w:before="0" w:after="60" w:line="240" w:lineRule="auto"/>
+      </w:pPr>
       <w:r>
         <w:t xml:space="preserve">There are 4 kinds of reading question. First, read the question. What kind is it? Then you know what to do in the text.</w:t>
       </w:r>
@@ -97,7 +103,9 @@
             <w:shd w:val="clear" w:color="auto" w:fill="F2F2F2"/>
           </w:tcPr>
           <w:p>
-            <w:pPr/>
+            <w:pPr>
+              <w:spacing w:before="0" w:after="60" w:line="240" w:lineRule="auto"/>
+            </w:pPr>
             <w:r>
               <w:t xml:space="preserve">Picture</w:t>
             </w:r>
@@ -109,7 +117,9 @@
             <w:shd w:val="clear" w:color="auto" w:fill="F2F2F2"/>
           </w:tcPr>
           <w:p>
-            <w:pPr/>
+            <w:pPr>
+              <w:spacing w:before="0" w:after="60" w:line="240" w:lineRule="auto"/>
+            </w:pPr>
             <w:r>
               <w:t xml:space="preserve">Kind of question</w:t>
             </w:r>
@@ -121,7 +131,9 @@
             <w:shd w:val="clear" w:color="auto" w:fill="F2F2F2"/>
           </w:tcPr>
           <w:p>
-            <w:pPr/>
+            <w:pPr>
+              <w:spacing w:before="0" w:after="60" w:line="240" w:lineRule="auto"/>
+            </w:pPr>
             <w:r>
               <w:t xml:space="preserve">What to do</w:t>
             </w:r>
@@ -133,7 +145,9 @@
             <w:shd w:val="clear" w:color="auto" w:fill="F2F2F2"/>
           </w:tcPr>
           <w:p>
-            <w:pPr/>
+            <w:pPr>
+              <w:spacing w:before="0" w:after="60" w:line="240" w:lineRule="auto"/>
+            </w:pPr>
             <w:r>
               <w:t xml:space="preserve">Exam questions like this</w:t>
             </w:r>
@@ -146,7 +160,9 @@
             <w:tcW w:w="2340" w:type="dxa"/>
           </w:tcPr>
           <w:p>
-            <w:pPr/>
+            <w:pPr>
+              <w:spacing w:before="0" w:after="60" w:line="240" w:lineRule="auto"/>
+            </w:pPr>
             <w:r>
               <w:drawing>
                 <wp:inline distT="0" distB="0" distL="0" distR="0">
@@ -187,7 +203,9 @@
             <w:tcW w:w="1992" w:type="dxa"/>
           </w:tcPr>
           <w:p>
-            <w:pPr/>
+            <w:pPr>
+              <w:spacing w:before="0" w:after="60" w:line="240" w:lineRule="auto"/>
+            </w:pPr>
             <w:r>
               <w:rPr>
                 <w:b/>
@@ -201,7 +219,9 @@
             <w:tcW w:w="2516" w:type="dxa"/>
           </w:tcPr>
           <w:p>
-            <w:pPr/>
+            <w:pPr>
+              <w:spacing w:before="0" w:after="60" w:line="240" w:lineRule="auto"/>
+            </w:pPr>
             <w:r>
               <w:t xml:space="preserve">The answer is in the text. Underline the important word in the question. Look for it in the text. The answer is near it. True or false? Is it the same as the text? "NOT" and "EXCEPT": find the one answer that is wrong.</w:t>
             </w:r>
@@ -212,7 +232,9 @@
             <w:tcW w:w="2512" w:type="dxa"/>
           </w:tcPr>
           <w:p>
-            <w:pPr/>
+            <w:pPr>
+              <w:spacing w:before="0" w:after="60" w:line="240" w:lineRule="auto"/>
+            </w:pPr>
             <w:r>
               <w:rPr>
                 <w:b/>
@@ -258,7 +280,9 @@
             <w:tcW w:w="2340" w:type="dxa"/>
           </w:tcPr>
           <w:p>
-            <w:pPr/>
+            <w:pPr>
+              <w:spacing w:before="0" w:after="60" w:line="240" w:lineRule="auto"/>
+            </w:pPr>
             <w:r>
               <w:drawing>
                 <wp:inline distT="0" distB="0" distL="0" distR="0">
@@ -299,7 +323,9 @@
             <w:tcW w:w="1992" w:type="dxa"/>
           </w:tcPr>
           <w:p>
-            <w:pPr/>
+            <w:pPr>
+              <w:spacing w:before="0" w:after="60" w:line="240" w:lineRule="auto"/>
+            </w:pPr>
             <w:r>
               <w:rPr>
                 <w:b/>
@@ -313,7 +339,9 @@
             <w:tcW w:w="2516" w:type="dxa"/>
           </w:tcPr>
           <w:p>
-            <w:pPr/>
+            <w:pPr>
+              <w:spacing w:before="0" w:after="60" w:line="240" w:lineRule="auto"/>
+            </w:pPr>
             <w:r>
               <w:t xml:space="preserve">Think about all of the text, not one small part. Look at the heading and the pictures.</w:t>
             </w:r>
@@ -324,7 +352,9 @@
             <w:tcW w:w="2512" w:type="dxa"/>
           </w:tcPr>
           <w:p>
-            <w:pPr/>
+            <w:pPr>
+              <w:spacing w:before="0" w:after="60" w:line="240" w:lineRule="auto"/>
+            </w:pPr>
             <w:r>
               <w:t xml:space="preserve">What is the text </w:t>
             </w:r>
@@ -382,7 +412,9 @@
             <w:tcW w:w="2340" w:type="dxa"/>
           </w:tcPr>
           <w:p>
-            <w:pPr/>
+            <w:pPr>
+              <w:spacing w:before="0" w:after="60" w:line="240" w:lineRule="auto"/>
+            </w:pPr>
             <w:r>
               <w:drawing>
                 <wp:inline distT="0" distB="0" distL="0" distR="0">
@@ -423,7 +455,9 @@
             <w:tcW w:w="1992" w:type="dxa"/>
           </w:tcPr>
           <w:p>
-            <w:pPr/>
+            <w:pPr>
+              <w:spacing w:before="0" w:after="60" w:line="240" w:lineRule="auto"/>
+            </w:pPr>
             <w:r>
               <w:rPr>
                 <w:b/>
@@ -437,7 +471,9 @@
             <w:tcW w:w="2516" w:type="dxa"/>
           </w:tcPr>
           <w:p>
-            <w:pPr/>
+            <w:pPr>
+              <w:spacing w:before="0" w:after="60" w:line="240" w:lineRule="auto"/>
+            </w:pPr>
             <w:r>
               <w:t xml:space="preserve">Read the sentence with the word in it. Try your answer in the sentence. Does it make sense? Small words like it, they and there go back to something before.</w:t>
             </w:r>
@@ -448,7 +484,9 @@
             <w:tcW w:w="2512" w:type="dxa"/>
           </w:tcPr>
           <w:p>
-            <w:pPr/>
+            <w:pPr>
+              <w:spacing w:before="0" w:after="60" w:line="240" w:lineRule="auto"/>
+            </w:pPr>
             <w:r>
               <w:t xml:space="preserve">Find a word in paragraph 2 that </w:t>
             </w:r>
@@ -497,7 +535,9 @@
             <w:tcW w:w="2340" w:type="dxa"/>
           </w:tcPr>
           <w:p>
-            <w:pPr/>
+            <w:pPr>
+              <w:spacing w:before="0" w:after="60" w:line="240" w:lineRule="auto"/>
+            </w:pPr>
             <w:r>
               <w:drawing>
                 <wp:inline distT="0" distB="0" distL="0" distR="0">
@@ -538,7 +578,9 @@
             <w:tcW w:w="1992" w:type="dxa"/>
           </w:tcPr>
           <w:p>
-            <w:pPr/>
+            <w:pPr>
+              <w:spacing w:before="0" w:after="60" w:line="240" w:lineRule="auto"/>
+            </w:pPr>
             <w:r>
               <w:rPr>
                 <w:b/>
@@ -552,7 +594,9 @@
             <w:tcW w:w="2516" w:type="dxa"/>
           </w:tcPr>
           <w:p>
-            <w:pPr/>
+            <w:pPr>
+              <w:spacing w:before="0" w:after="60" w:line="240" w:lineRule="auto"/>
+            </w:pPr>
             <w:r>
               <w:t xml:space="preserve">The answer is not in the words of the text. Look for clues, for example feeling words like happy, angry or terrible. Then think.</w:t>
             </w:r>
@@ -563,7 +607,9 @@
             <w:tcW w:w="2512" w:type="dxa"/>
           </w:tcPr>
           <w:p>
-            <w:pPr/>
+            <w:pPr>
+              <w:spacing w:before="0" w:after="60" w:line="240" w:lineRule="auto"/>
+            </w:pPr>
             <w:r>
               <w:t xml:space="preserve">How does the writer </w:t>
             </w:r>
@@ -599,7 +645,9 @@
       </w:tr>
     </w:tbl>
     <w:p>
-      <w:pPr/>
+      <w:pPr>
+        <w:spacing w:before="0" w:after="60" w:line="240" w:lineRule="auto"/>
+      </w:pPr>
       <w:r>
         <w:rPr>
           <w:b/>
@@ -611,7 +659,9 @@
       </w:r>
     </w:p>
     <w:p>
-      <w:pPr/>
+      <w:pPr>
+        <w:spacing w:before="0" w:after="60" w:line="240" w:lineRule="auto"/>
+      </w:pPr>
       <w:r>
         <w:rPr>
           <w:b/>
@@ -624,7 +674,7 @@
     </w:p>
     <w:sectPr>
       <w:pgSz w:w="11906" w:h="16838"/>
-      <w:pgMar w:top="1440" w:right="1440" w:bottom="1440" w:left="1440" w:header="720" w:footer="720" w:gutter="0"/>
+      <w:pgMar w:top="680" w:right="737" w:bottom="680" w:left="737" w:header="340" w:footer="340" w:gutter="0"/>
     </w:sectPr>
   </w:body>
 </w:document>
@@ -953,7 +1003,7 @@
     </w:pPr>
     <w:rPr>
       <w:rFonts w:ascii="Consolas" w:hAnsi="Consolas" w:eastAsia="Consolas" w:cs="Consolas"/>
-      <w:sz w:val="20"/>
+      <w:sz w:val="22"/>
     </w:rPr>
   </w:style>
   <w:style w:type="character" w:styleId="CodeChar">
@@ -989,7 +1039,7 @@
       <w:spacing w:line="240" w:lineRule="auto"/>
     </w:pPr>
     <w:rPr>
-      <w:sz w:val="20"/>
+      <w:sz w:val="22"/>
       <w:szCs w:val="20"/>
     </w:rPr>
   </w:style>

--- a/e3/reading/docs/wk01-exam-question-words-reference-sheet.docx
+++ b/e3/reading/docs/wk01-exam-question-words-reference-sheet.docx
@@ -44,7 +44,8 @@
     <w:p>
       <w:pPr>
         <w:pStyle w:val="Heading1"/>
-        <w:spacing w:before="120" w:after="40" w:line="240" w:lineRule="auto"/>
+        <w:keepNext/>
+        <w:spacing w:before="808" w:after="40" w:line="240" w:lineRule="auto"/>
       </w:pPr>
       <w:r>
         <w:t xml:space="preserve">4 kinds of reading question</w:t>
@@ -52,6 +53,7 @@
     </w:p>
     <w:p>
       <w:pPr>
+        <w:keepNext/>
         <w:spacing w:before="0" w:after="60" w:line="240" w:lineRule="auto"/>
       </w:pPr>
       <w:r>
@@ -66,6 +68,7 @@
     </w:p>
     <w:p>
       <w:pPr>
+        <w:keepNext/>
         <w:spacing w:before="0" w:after="60" w:line="240" w:lineRule="auto"/>
       </w:pPr>
       <w:r>
@@ -104,6 +107,7 @@
           </w:tcPr>
           <w:p>
             <w:pPr>
+              <w:keepNext/>
               <w:spacing w:before="0" w:after="60" w:line="240" w:lineRule="auto"/>
             </w:pPr>
             <w:r>
@@ -118,6 +122,7 @@
           </w:tcPr>
           <w:p>
             <w:pPr>
+              <w:keepNext/>
               <w:spacing w:before="0" w:after="60" w:line="240" w:lineRule="auto"/>
             </w:pPr>
             <w:r>
@@ -132,6 +137,7 @@
           </w:tcPr>
           <w:p>
             <w:pPr>
+              <w:keepNext/>
               <w:spacing w:before="0" w:after="60" w:line="240" w:lineRule="auto"/>
             </w:pPr>
             <w:r>
@@ -146,6 +152,7 @@
           </w:tcPr>
           <w:p>
             <w:pPr>
+              <w:keepNext/>
               <w:spacing w:before="0" w:after="60" w:line="240" w:lineRule="auto"/>
             </w:pPr>
             <w:r>
@@ -161,6 +168,7 @@
           </w:tcPr>
           <w:p>
             <w:pPr>
+              <w:keepNext/>
               <w:spacing w:before="0" w:after="60" w:line="240" w:lineRule="auto"/>
             </w:pPr>
             <w:r>
@@ -204,6 +212,7 @@
           </w:tcPr>
           <w:p>
             <w:pPr>
+              <w:keepNext/>
               <w:spacing w:before="0" w:after="60" w:line="240" w:lineRule="auto"/>
             </w:pPr>
             <w:r>
@@ -220,6 +229,7 @@
           </w:tcPr>
           <w:p>
             <w:pPr>
+              <w:keepNext/>
               <w:spacing w:before="0" w:after="60" w:line="240" w:lineRule="auto"/>
             </w:pPr>
             <w:r>
@@ -233,6 +243,7 @@
           </w:tcPr>
           <w:p>
             <w:pPr>
+              <w:keepNext/>
               <w:spacing w:before="0" w:after="60" w:line="240" w:lineRule="auto"/>
             </w:pPr>
             <w:r>
@@ -281,6 +292,7 @@
           </w:tcPr>
           <w:p>
             <w:pPr>
+              <w:keepNext/>
               <w:spacing w:before="0" w:after="60" w:line="240" w:lineRule="auto"/>
             </w:pPr>
             <w:r>
@@ -324,6 +336,7 @@
           </w:tcPr>
           <w:p>
             <w:pPr>
+              <w:keepNext/>
               <w:spacing w:before="0" w:after="60" w:line="240" w:lineRule="auto"/>
             </w:pPr>
             <w:r>
@@ -340,6 +353,7 @@
           </w:tcPr>
           <w:p>
             <w:pPr>
+              <w:keepNext/>
               <w:spacing w:before="0" w:after="60" w:line="240" w:lineRule="auto"/>
             </w:pPr>
             <w:r>
@@ -353,6 +367,7 @@
           </w:tcPr>
           <w:p>
             <w:pPr>
+              <w:keepNext/>
               <w:spacing w:before="0" w:after="60" w:line="240" w:lineRule="auto"/>
             </w:pPr>
             <w:r>
@@ -413,6 +428,7 @@
           </w:tcPr>
           <w:p>
             <w:pPr>
+              <w:keepNext/>
               <w:spacing w:before="0" w:after="60" w:line="240" w:lineRule="auto"/>
             </w:pPr>
             <w:r>
@@ -456,6 +472,7 @@
           </w:tcPr>
           <w:p>
             <w:pPr>
+              <w:keepNext/>
               <w:spacing w:before="0" w:after="60" w:line="240" w:lineRule="auto"/>
             </w:pPr>
             <w:r>
@@ -472,6 +489,7 @@
           </w:tcPr>
           <w:p>
             <w:pPr>
+              <w:keepNext/>
               <w:spacing w:before="0" w:after="60" w:line="240" w:lineRule="auto"/>
             </w:pPr>
             <w:r>
@@ -485,6 +503,7 @@
           </w:tcPr>
           <w:p>
             <w:pPr>
+              <w:keepNext/>
               <w:spacing w:before="0" w:after="60" w:line="240" w:lineRule="auto"/>
             </w:pPr>
             <w:r>
@@ -536,6 +555,7 @@
           </w:tcPr>
           <w:p>
             <w:pPr>
+              <w:keepNext/>
               <w:spacing w:before="0" w:after="60" w:line="240" w:lineRule="auto"/>
             </w:pPr>
             <w:r>
@@ -579,6 +599,7 @@
           </w:tcPr>
           <w:p>
             <w:pPr>
+              <w:keepNext/>
               <w:spacing w:before="0" w:after="60" w:line="240" w:lineRule="auto"/>
             </w:pPr>
             <w:r>
@@ -595,6 +616,7 @@
           </w:tcPr>
           <w:p>
             <w:pPr>
+              <w:keepNext/>
               <w:spacing w:before="0" w:after="60" w:line="240" w:lineRule="auto"/>
             </w:pPr>
             <w:r>
@@ -608,6 +630,7 @@
           </w:tcPr>
           <w:p>
             <w:pPr>
+              <w:keepNext/>
               <w:spacing w:before="0" w:after="60" w:line="240" w:lineRule="auto"/>
             </w:pPr>
             <w:r>
@@ -646,6 +669,7 @@
     </w:tbl>
     <w:p>
       <w:pPr>
+        <w:keepNext/>
         <w:spacing w:before="0" w:after="60" w:line="240" w:lineRule="auto"/>
       </w:pPr>
       <w:r>
